--- a/docs/_tools/generated/specs/nrad-ontology-mapping.docx
+++ b/docs/_tools/generated/specs/nrad-ontology-mapping.docx
@@ -2,6 +2,440 @@
 <file path=word/document.xml><?xml version="1.0" encoding="utf-8"?>
 <w:document xmlns:wpc="http://schemas.microsoft.com/office/word/2010/wordprocessingCanvas" xmlns:mo="http://schemas.microsoft.com/office/mac/office/2008/main" xmlns:mc="http://schemas.openxmlformats.org/markup-compatibility/2006" xmlns:mv="urn:schemas-microsoft-com:mac:vml" xmlns:o="urn:schemas-microsoft-com:office:office" xmlns:r="http://schemas.openxmlformats.org/officeDocument/2006/relationships" xmlns:m="http://schemas.openxmlformats.org/officeDocument/2006/math" xmlns:v="urn:schemas-microsoft-com:vml" xmlns:wp14="http://schemas.microsoft.com/office/word/2010/wordprocessingDrawing" xmlns:wp="http://schemas.openxmlformats.org/drawingml/2006/wordprocessingDrawing" xmlns:w10="urn:schemas-microsoft-com:office:word" xmlns:w="http://schemas.openxmlformats.org/wordprocessingml/2006/main" xmlns:w14="http://schemas.microsoft.com/office/word/2010/wordml" xmlns:wpg="http://schemas.microsoft.com/office/word/2010/wordprocessingGroup" xmlns:wpi="http://schemas.microsoft.com/office/word/2010/wordprocessingInk" xmlns:wne="http://schemas.microsoft.com/office/word/2006/wordml" xmlns:wps="http://schemas.microsoft.com/office/word/2010/wordprocessingShape" mc:Ignorable="w14 wp14">
   <w:body>
+    <w:p>
+      <w:pPr>
+        <w:pStyle w:val="Heading1"/>
+        <w:spacing w:after="240" w:before="0"/>
+      </w:pPr>
+      <w:r>
+        <w:t>Table of Contents</w:t>
+      </w:r>
+    </w:p>
+    <w:p>
+      <w:pPr>
+        <w:spacing w:after="40" w:before="40"/>
+        <w:ind w:left="0"/>
+      </w:pPr>
+      <w:hyperlink w:anchor="NRAD___NETL_TRIGA_Ontology_Mapping">
+        <w:r>
+          <w:rPr>
+            <w:color w:val="0000FF"/>
+            <w:u w:val="single"/>
+          </w:rPr>
+          <w:t>NRAD ↔ NETL TRIGA Ontology Mapping</w:t>
+        </w:r>
+      </w:hyperlink>
+    </w:p>
+    <w:p>
+      <w:pPr>
+        <w:spacing w:after="40" w:before="40"/>
+        <w:ind w:left="360"/>
+      </w:pPr>
+      <w:hyperlink w:anchor="bm_1__Ontology_Overview">
+        <w:r>
+          <w:rPr>
+            <w:color w:val="0000FF"/>
+            <w:u w:val="single"/>
+          </w:rPr>
+          <w:t>1. Ontology Overview</w:t>
+        </w:r>
+      </w:hyperlink>
+    </w:p>
+    <w:p>
+      <w:pPr>
+        <w:spacing w:after="40" w:before="40"/>
+        <w:ind w:left="720"/>
+      </w:pPr>
+      <w:hyperlink w:anchor="bm_1_1_NRAD_Classes___Neutron_OS_Tables">
+        <w:r>
+          <w:rPr>
+            <w:color w:val="0000FF"/>
+            <w:u w:val="single"/>
+          </w:rPr>
+          <w:t>1.1 NRAD Classes → Neutron OS Tables</w:t>
+        </w:r>
+      </w:hyperlink>
+    </w:p>
+    <w:p>
+      <w:pPr>
+        <w:spacing w:after="40" w:before="40"/>
+        <w:ind w:left="720"/>
+      </w:pPr>
+      <w:hyperlink w:anchor="bm_1_2_NRAD_Relationships___Neutron_OS_F">
+        <w:r>
+          <w:rPr>
+            <w:color w:val="0000FF"/>
+            <w:u w:val="single"/>
+          </w:rPr>
+          <w:t>1.2 NRAD Relationships → Neutron OS Foreign Keys</w:t>
+        </w:r>
+      </w:hyperlink>
+    </w:p>
+    <w:p>
+      <w:pPr>
+        <w:spacing w:after="40" w:before="40"/>
+        <w:ind w:left="360"/>
+      </w:pPr>
+      <w:hyperlink w:anchor="bm_2__Sensor_Mapping__Critical_Path_">
+        <w:r>
+          <w:rPr>
+            <w:color w:val="0000FF"/>
+            <w:u w:val="single"/>
+          </w:rPr>
+          <w:t>2. Sensor Mapping (Critical Path)</w:t>
+        </w:r>
+      </w:hyperlink>
+    </w:p>
+    <w:p>
+      <w:pPr>
+        <w:spacing w:after="40" w:before="40"/>
+        <w:ind w:left="720"/>
+      </w:pPr>
+      <w:hyperlink w:anchor="bm_2_1_Control_Elements">
+        <w:r>
+          <w:rPr>
+            <w:color w:val="0000FF"/>
+            <w:u w:val="single"/>
+          </w:rPr>
+          <w:t>2.1 Control Elements</w:t>
+        </w:r>
+      </w:hyperlink>
+    </w:p>
+    <w:p>
+      <w:pPr>
+        <w:spacing w:after="40" w:before="40"/>
+        <w:ind w:left="720"/>
+      </w:pPr>
+      <w:hyperlink w:anchor="bm_2_2_Power_Measurement">
+        <w:r>
+          <w:rPr>
+            <w:color w:val="0000FF"/>
+            <w:u w:val="single"/>
+          </w:rPr>
+          <w:t>2.2 Power Measurement</w:t>
+        </w:r>
+      </w:hyperlink>
+    </w:p>
+    <w:p>
+      <w:pPr>
+        <w:spacing w:after="40" w:before="40"/>
+        <w:ind w:left="720"/>
+      </w:pPr>
+      <w:hyperlink w:anchor="bm_2_3_Temperature">
+        <w:r>
+          <w:rPr>
+            <w:color w:val="0000FF"/>
+            <w:u w:val="single"/>
+          </w:rPr>
+          <w:t>2.3 Temperature</w:t>
+        </w:r>
+      </w:hyperlink>
+    </w:p>
+    <w:p>
+      <w:pPr>
+        <w:spacing w:after="40" w:before="40"/>
+        <w:ind w:left="720"/>
+      </w:pPr>
+      <w:hyperlink w:anchor="bm_2_4_Flow">
+        <w:r>
+          <w:rPr>
+            <w:color w:val="0000FF"/>
+            <w:u w:val="single"/>
+          </w:rPr>
+          <w:t>2.4 Flow</w:t>
+        </w:r>
+      </w:hyperlink>
+    </w:p>
+    <w:p>
+      <w:pPr>
+        <w:spacing w:after="40" w:before="40"/>
+        <w:ind w:left="720"/>
+      </w:pPr>
+      <w:hyperlink w:anchor="bm_2_5_Radiation_Monitoring">
+        <w:r>
+          <w:rPr>
+            <w:color w:val="0000FF"/>
+            <w:u w:val="single"/>
+          </w:rPr>
+          <w:t>2.5 Radiation Monitoring</w:t>
+        </w:r>
+      </w:hyperlink>
+    </w:p>
+    <w:p>
+      <w:pPr>
+        <w:spacing w:after="40" w:before="40"/>
+        <w:ind w:left="720"/>
+      </w:pPr>
+      <w:hyperlink w:anchor="bm_2_6_Other">
+        <w:r>
+          <w:rPr>
+            <w:color w:val="0000FF"/>
+            <w:u w:val="single"/>
+          </w:rPr>
+          <w:t>2.6 Other</w:t>
+        </w:r>
+      </w:hyperlink>
+    </w:p>
+    <w:p>
+      <w:pPr>
+        <w:spacing w:after="40" w:before="40"/>
+        <w:ind w:left="360"/>
+      </w:pPr>
+      <w:hyperlink w:anchor="bm_3__Limits_Schema__Gap_Analysis_">
+        <w:r>
+          <w:rPr>
+            <w:color w:val="0000FF"/>
+            <w:u w:val="single"/>
+          </w:rPr>
+          <w:t>3. Limits Schema (Gap Analysis)</w:t>
+        </w:r>
+      </w:hyperlink>
+    </w:p>
+    <w:p>
+      <w:pPr>
+        <w:spacing w:after="40" w:before="40"/>
+        <w:ind w:left="720"/>
+      </w:pPr>
+      <w:hyperlink w:anchor="bm_3_1_Proposed_sensor_limits_Table">
+        <w:r>
+          <w:rPr>
+            <w:color w:val="0000FF"/>
+            <w:u w:val="single"/>
+          </w:rPr>
+          <w:t>3.1 Proposed sensor_limits Table</w:t>
+        </w:r>
+      </w:hyperlink>
+    </w:p>
+    <w:p>
+      <w:pPr>
+        <w:spacing w:after="40" w:before="40"/>
+        <w:ind w:left="720"/>
+      </w:pPr>
+      <w:hyperlink w:anchor="bm_3_2_Example_Data__from_NRAD_">
+        <w:r>
+          <w:rPr>
+            <w:color w:val="0000FF"/>
+            <w:u w:val="single"/>
+          </w:rPr>
+          <w:t>3.2 Example Data (from NRAD)</w:t>
+        </w:r>
+      </w:hyperlink>
+    </w:p>
+    <w:p>
+      <w:pPr>
+        <w:spacing w:after="40" w:before="40"/>
+        <w:ind w:left="720"/>
+      </w:pPr>
+      <w:hyperlink w:anchor="bm_3_3_Limit_Checking_Query">
+        <w:r>
+          <w:rPr>
+            <w:color w:val="0000FF"/>
+            <w:u w:val="single"/>
+          </w:rPr>
+          <w:t>3.3 Limit Checking Query</w:t>
+        </w:r>
+      </w:hyperlink>
+    </w:p>
+    <w:p>
+      <w:pPr>
+        <w:spacing w:after="40" w:before="40"/>
+        <w:ind w:left="360"/>
+      </w:pPr>
+      <w:hyperlink w:anchor="bm_4__Analysis_Integration__ML_SM_Models">
+        <w:r>
+          <w:rPr>
+            <w:color w:val="0000FF"/>
+            <w:u w:val="single"/>
+          </w:rPr>
+          <w:t>4. Analysis Integration (ML/SM Models)</w:t>
+        </w:r>
+      </w:hyperlink>
+    </w:p>
+    <w:p>
+      <w:pPr>
+        <w:spacing w:after="40" w:before="40"/>
+        <w:ind w:left="720"/>
+      </w:pPr>
+      <w:hyperlink w:anchor="bm_4_1_NRAD_Analysis_Nodes">
+        <w:r>
+          <w:rPr>
+            <w:color w:val="0000FF"/>
+            <w:u w:val="single"/>
+          </w:rPr>
+          <w:t>4.1 NRAD Analysis Nodes</w:t>
+        </w:r>
+      </w:hyperlink>
+    </w:p>
+    <w:p>
+      <w:pPr>
+        <w:spacing w:after="40" w:before="40"/>
+        <w:ind w:left="720"/>
+      </w:pPr>
+      <w:hyperlink w:anchor="bm_4_2_Neutron_OS_models_Table_Mapping">
+        <w:r>
+          <w:rPr>
+            <w:color w:val="0000FF"/>
+            <w:u w:val="single"/>
+          </w:rPr>
+          <w:t>4.2 Neutron OS models Table Mapping</w:t>
+        </w:r>
+      </w:hyperlink>
+    </w:p>
+    <w:p>
+      <w:pPr>
+        <w:spacing w:after="40" w:before="40"/>
+        <w:ind w:left="360"/>
+      </w:pPr>
+      <w:hyperlink w:anchor="bm_5__Data_Flow_Comparison">
+        <w:r>
+          <w:rPr>
+            <w:color w:val="0000FF"/>
+            <w:u w:val="single"/>
+          </w:rPr>
+          <w:t>5. Data Flow Comparison</w:t>
+        </w:r>
+      </w:hyperlink>
+    </w:p>
+    <w:p>
+      <w:pPr>
+        <w:spacing w:after="40" w:before="40"/>
+        <w:ind w:left="720"/>
+      </w:pPr>
+      <w:hyperlink w:anchor="bm_5_1_NRAD_Data_Flow__Graph_Edges_">
+        <w:r>
+          <w:rPr>
+            <w:color w:val="0000FF"/>
+            <w:u w:val="single"/>
+          </w:rPr>
+          <w:t>5.1 NRAD Data Flow (Graph Edges)</w:t>
+        </w:r>
+      </w:hyperlink>
+    </w:p>
+    <w:p>
+      <w:pPr>
+        <w:spacing w:after="40" w:before="40"/>
+        <w:ind w:left="720"/>
+      </w:pPr>
+      <w:hyperlink w:anchor="bm_5_2_Neutron_OS_Data_Flow__dbt_Lineage">
+        <w:r>
+          <w:rPr>
+            <w:color w:val="0000FF"/>
+            <w:u w:val="single"/>
+          </w:rPr>
+          <w:t>5.2 Neutron OS Data Flow (dbt Lineage)</w:t>
+        </w:r>
+      </w:hyperlink>
+    </w:p>
+    <w:p>
+      <w:pPr>
+        <w:spacing w:after="40" w:before="40"/>
+        <w:ind w:left="720"/>
+      </w:pPr>
+      <w:hyperlink w:anchor="bm_5_3_Hybrid_Integration_Point">
+        <w:r>
+          <w:rPr>
+            <w:color w:val="0000FF"/>
+            <w:u w:val="single"/>
+          </w:rPr>
+          <w:t>5.3 Hybrid Integration Point</w:t>
+        </w:r>
+      </w:hyperlink>
+    </w:p>
+    <w:p>
+      <w:pPr>
+        <w:spacing w:after="40" w:before="40"/>
+        <w:ind w:left="360"/>
+      </w:pPr>
+      <w:hyperlink w:anchor="bm_6__Gaps_to_Address_in_Neutron_OS">
+        <w:r>
+          <w:rPr>
+            <w:color w:val="0000FF"/>
+            <w:u w:val="single"/>
+          </w:rPr>
+          <w:t>6. Gaps to Address in Neutron OS</w:t>
+        </w:r>
+      </w:hyperlink>
+    </w:p>
+    <w:p>
+      <w:pPr>
+        <w:spacing w:after="40" w:before="40"/>
+        <w:ind w:left="360"/>
+      </w:pPr>
+      <w:hyperlink w:anchor="bm_7__Recommended_Actions">
+        <w:r>
+          <w:rPr>
+            <w:color w:val="0000FF"/>
+            <w:u w:val="single"/>
+          </w:rPr>
+          <w:t>7. Recommended Actions</w:t>
+        </w:r>
+      </w:hyperlink>
+    </w:p>
+    <w:p>
+      <w:pPr>
+        <w:spacing w:after="40" w:before="40"/>
+        <w:ind w:left="720"/>
+      </w:pPr>
+      <w:hyperlink w:anchor="Immediate__This_Week_">
+        <w:r>
+          <w:rPr>
+            <w:color w:val="0000FF"/>
+            <w:u w:val="single"/>
+          </w:rPr>
+          <w:t>Immediate (This Week)</w:t>
+        </w:r>
+      </w:hyperlink>
+    </w:p>
+    <w:p>
+      <w:pPr>
+        <w:spacing w:after="40" w:before="40"/>
+        <w:ind w:left="720"/>
+      </w:pPr>
+      <w:hyperlink w:anchor="Short-term__2-4_Weeks_">
+        <w:r>
+          <w:rPr>
+            <w:color w:val="0000FF"/>
+            <w:u w:val="single"/>
+          </w:rPr>
+          <w:t>Short-term (2-4 Weeks)</w:t>
+        </w:r>
+      </w:hyperlink>
+    </w:p>
+    <w:p>
+      <w:pPr>
+        <w:spacing w:after="40" w:before="40"/>
+        <w:ind w:left="720"/>
+      </w:pPr>
+      <w:hyperlink w:anchor="Medium-term__1-2_Months_">
+        <w:r>
+          <w:rPr>
+            <w:color w:val="0000FF"/>
+            <w:u w:val="single"/>
+          </w:rPr>
+          <w:t>Medium-term (1-2 Months)</w:t>
+        </w:r>
+      </w:hyperlink>
+    </w:p>
+    <w:p>
+      <w:pPr>
+        <w:spacing w:after="40" w:before="40"/>
+        <w:ind w:left="360"/>
+      </w:pPr>
+      <w:hyperlink w:anchor="Appendix__Full_NRAD_Measurements_File_Co">
+        <w:r>
+          <w:rPr>
+            <w:color w:val="0000FF"/>
+            <w:u w:val="single"/>
+          </w:rPr>
+          <w:t>Appendix: Full NRAD Measurements File Columns</w:t>
+        </w:r>
+      </w:hyperlink>
+    </w:p>
+    <w:p>
+      <w:r>
+        <w:br w:type="page"/>
+      </w:r>
+    </w:p>
     <w:p>
       <w:pPr>
         <w:pStyle w:val="Heading1"/>
@@ -5255,11 +5689,6 @@
     </w:p>
     <w:p>
       <w:pPr>
-        <w:numPr>
-          <w:ilvl w:val="0"/>
-          <w:numId w:val="1"/>
-          <w:numRestart w:val="1"/>
-        </w:numPr>
         <w:pStyle w:val="ListNumber"/>
         <w:spacing w:after="40" w:before="0"/>
       </w:pPr>
@@ -5316,11 +5745,6 @@
     </w:p>
     <w:p>
       <w:pPr>
-        <w:numPr>
-          <w:ilvl w:val="0"/>
-          <w:numId w:val="1"/>
-          <w:numRestart w:val="1"/>
-        </w:numPr>
         <w:pStyle w:val="ListNumber"/>
         <w:spacing w:after="40" w:before="0"/>
       </w:pPr>
@@ -5374,11 +5798,6 @@
     </w:p>
     <w:p>
       <w:pPr>
-        <w:numPr>
-          <w:ilvl w:val="0"/>
-          <w:numId w:val="1"/>
-          <w:numRestart w:val="1"/>
-        </w:numPr>
         <w:pStyle w:val="ListNumber"/>
         <w:spacing w:after="40" w:before="0"/>
       </w:pPr>
